--- a/HW03_DP1.docx
+++ b/HW03_DP1.docx
@@ -6,6 +6,7 @@
       <w:pPr>
         <w:jc w:val="center"/>
       </w:pPr>
+      <w:commentRangeStart w:id="0"/>
       <w:r>
         <w:rPr>
           <w:rFonts w:ascii="Calibri" w:hAnsi="Calibri" w:eastAsia="Calibri"/>
@@ -14,6 +15,13 @@
           <w:sz w:val="32"/>
         </w:rPr>
         <w:t>Homework 20261001</w:t>
+      </w:r>
+      <w:commentRangeEnd w:id="0"/>
+      <w:r>
+        <w:rPr>
+          <w:rStyle w:val="CommentReference"/>
+        </w:rPr>
+        <w:commentReference w:id="0"/>
       </w:r>
     </w:p>
     <w:p>
@@ -2562,6 +2570,7 @@
           <w:lang w:val="en-US"/>
         </w:rPr>
       </w:pPr>
+      <w:commentRangeStart w:id="1"/>
       <w:r>
         <w:rPr>
           <w:rFonts w:ascii="Calibri" w:hAnsi="Calibri" w:eastAsia="Calibri"/>
@@ -2580,6 +2589,13 @@
           <w:lang w:val="en-US"/>
         </w:rPr>
         <w:t>printStars(3) output two lines ,the first one contains “***”,the second line contains nothing</w:t>
+      </w:r>
+      <w:commentRangeEnd w:id="1"/>
+      <w:r>
+        <w:rPr>
+          <w:rStyle w:val="CommentReference"/>
+        </w:rPr>
+        <w:commentReference w:id="1"/>
       </w:r>
     </w:p>
     <w:p>
@@ -3551,12 +3567,20 @@
                 <w:lang w:val="en-US"/>
               </w:rPr>
             </w:pPr>
+            <w:commentRangeStart w:id="2"/>
             <w:r>
               <w:rPr>
                 <w:rFonts w:hint="default"/>
                 <w:lang w:val="en-US"/>
               </w:rPr>
               <w:t>4</w:t>
+            </w:r>
+            <w:commentRangeEnd w:id="2"/>
+            <w:r>
+              <w:rPr>
+                <w:rStyle w:val="CommentReference"/>
+              </w:rPr>
+              <w:commentReference w:id="2"/>
             </w:r>
           </w:p>
         </w:tc>
@@ -3717,6 +3741,7 @@
           <w:lang w:val="en-US" w:eastAsia="zh-CN"/>
         </w:rPr>
       </w:pPr>
+      <w:commentRangeStart w:id="3"/>
       <w:r>
         <w:rPr>
           <w:rFonts w:ascii="Calibri" w:hAnsi="Calibri" w:eastAsia="Calibri"/>
@@ -3755,6 +3780,13 @@
           <w:lang w:val="en-US" w:eastAsia="zh-CN"/>
         </w:rPr>
         <w:t>is a  global variable while n is just a local parameter</w:t>
+      </w:r>
+      <w:commentRangeEnd w:id="3"/>
+      <w:r>
+        <w:rPr>
+          <w:rStyle w:val="CommentReference"/>
+        </w:rPr>
+        <w:commentReference w:id="3"/>
       </w:r>
     </w:p>
     <w:p>
@@ -3993,6 +4025,7 @@
                 <w:lang w:val="en-US" w:eastAsia="zh-CN"/>
               </w:rPr>
             </w:pPr>
+            <w:commentRangeStart w:id="4"/>
             <w:r>
               <w:rPr>
                 <w:rFonts w:ascii="Consolas" w:hAnsi="Consolas" w:eastAsia="Consolas"/>
@@ -4021,6 +4054,13 @@
                 <w:lang w:val="en-US" w:eastAsia="zh-CN"/>
               </w:rPr>
               <w:t>UNCTION Returnlargest(a:REAL , b:REAL ,c:REAL) RETURNS REAL</w:t>
+            </w:r>
+            <w:commentRangeEnd w:id="4"/>
+            <w:r>
+              <w:rPr>
+                <w:rStyle w:val="CommentReference"/>
+              </w:rPr>
+              <w:commentReference w:id="4"/>
             </w:r>
           </w:p>
           <w:p>
@@ -5653,6 +5693,7 @@
                 <w:lang w:val="en-US"/>
               </w:rPr>
             </w:pPr>
+            <w:commentRangeStart w:id="5"/>
             <w:r>
               <w:rPr>
                 <w:rFonts w:ascii="Consolas" w:hAnsi="Consolas" w:eastAsia="Consolas"/>
@@ -5691,6 +5732,13 @@
                 <w:lang w:val="en-US"/>
               </w:rPr>
               <w:t>) RETURNS BOOLEAN</w:t>
+            </w:r>
+            <w:commentRangeEnd w:id="5"/>
+            <w:r>
+              <w:rPr>
+                <w:rStyle w:val="CommentReference"/>
+              </w:rPr>
+              <w:commentReference w:id="5"/>
             </w:r>
           </w:p>
           <w:p>
@@ -6499,6 +6547,107 @@
     </w:sectPr>
   </w:body>
 </w:document>
+</file>
+
+<file path=word/comments.xml><?xml version="1.0" encoding="utf-8"?>
+<w:comments xmlns:a="http://schemas.openxmlformats.org/drawingml/2006/main" xmlns:pic="http://schemas.openxmlformats.org/drawingml/2006/picture" xmlns:r="http://schemas.openxmlformats.org/officeDocument/2006/relationships" xmlns:w="http://schemas.openxmlformats.org/wordprocessingml/2006/main" xmlns:wp="http://schemas.openxmlformats.org/drawingml/2006/wordprocessingDrawing" xmlns:mc="http://schemas.openxmlformats.org/markup-compatibility/2006" xmlns:a14="http://schemas.microsoft.com/office/drawing/2010/main" xmlns:w14="http://schemas.microsoft.com/office/word/2010/wordml" xmlns:wpc="http://schemas.microsoft.com/office/word/2010/wordprocessingCanvas">
+  <w:comment w:id="0" w:author="Gong Qiushi" w:initials="GQ" w:date="2026-10-08T13:02:11Z">
+    <w:p>
+      <w:pPr>
+        <w:pStyle w:val="CommentText"/>
+      </w:pPr>
+      <w:r>
+        <w:rPr>
+          <w:rStyle w:val="CommentReference"/>
+        </w:rPr>
+        <w:annotationRef/>
+      </w:r>
+      <w:r>
+        <w:t>HW03  (20261001)  —  93 / 100     Q1 14/14  ·  Q2 13/14  ·  Q3 13/16  ·  Q4 14/16  ·  Q5 18/18  ·  Q6 21/22</w:t>
+      </w:r>
+    </w:p>
+  </w:comment>
+  <w:comment w:id="1" w:author="Gong Qiushi" w:initials="GQ" w:date="2026-10-08T13:02:11Z">
+    <w:p>
+      <w:pPr>
+        <w:pStyle w:val="CommentText"/>
+      </w:pPr>
+      <w:r>
+        <w:rPr>
+          <w:rStyle w:val="CommentReference"/>
+        </w:rPr>
+        <w:annotationRef/>
+      </w:r>
+      <w:r>
+        <w:t>2/3  (-1 mark)  Q2(d) — you correctly say `printStars(3)` puts `***` on a line and `printStars(1)` puts `*` on the next. But the answer must state what appears **on the screen**: exactly **two** lines — line 1 is `***`, line 2 is `*`. There is no empty third or fourth line: after `printStars(3)` the cursor is already at the start of line 2, so `printStars(1)` writes its star there.</w:t>
+      </w:r>
+    </w:p>
+  </w:comment>
+  <w:comment w:id="2" w:author="Gong Qiushi" w:initials="GQ" w:date="2026-10-08T13:02:11Z">
+    <w:p>
+      <w:pPr>
+        <w:pStyle w:val="CommentText"/>
+      </w:pPr>
+      <w:r>
+        <w:rPr>
+          <w:rStyle w:val="CommentReference"/>
+        </w:rPr>
+        <w:annotationRef/>
+      </w:r>
+      <w:r>
+        <w:t>8/10  (-2 marks)  Q3(a) — the first three rows are all correct. The last row ("the moment the loop ends") is incomplete: `calls` is still 3 and `total` is still 12 — those values do not reset — and the Output column must record `Total: 12` and `Calls: 3` (rows 1–3 stay blank, since the program prints nothing inside the loop).</w:t>
+      </w:r>
+    </w:p>
+  </w:comment>
+  <w:comment w:id="3" w:author="Gong Qiushi" w:initials="GQ" w:date="2026-10-08T13:02:11Z">
+    <w:p>
+      <w:pPr>
+        <w:pStyle w:val="CommentText"/>
+      </w:pPr>
+      <w:r>
+        <w:rPr>
+          <w:rStyle w:val="CommentReference"/>
+        </w:rPr>
+        <w:annotationRef/>
+      </w:r>
+      <w:r>
+        <w:t>3/4  (-1 mark)  Q3(c) — correct in substance (`calls` global, `n` local). Add the reason to secure the last mark: `calls` is declared outside every method, so there is **one** copy that lives for the whole run and keeps its value between calls; a **fresh** `n` is created on every call and destroyed when `next()` returns, so nothing carries over.</w:t>
+      </w:r>
+    </w:p>
+  </w:comment>
+  <w:comment w:id="4" w:author="Gong Qiushi" w:initials="GQ" w:date="2026-10-08T13:02:11Z">
+    <w:p>
+      <w:pPr>
+        <w:pStyle w:val="CommentText"/>
+      </w:pPr>
+      <w:r>
+        <w:rPr>
+          <w:rStyle w:val="CommentReference"/>
+        </w:rPr>
+        <w:annotationRef/>
+      </w:r>
+      <w:r>
+        <w:t>14/16  (-2 marks)  Q4 — A-Level pseudocode is accepted and the structure is right. Two marks lost: (1) the comparisons use `&gt;` only, so ties fail — with a = 5, b = 5, c = 3 the function returns 3. Use `&gt;=` (e.g. `IF a &gt;= b AND a &gt;= c THEN RETURN a`) so equal values are handled (-1); (2) "Show your code **and the expected output**" — no expected output was given (-1).</w:t>
+      </w:r>
+    </w:p>
+  </w:comment>
+  <w:comment w:id="5" w:author="Gong Qiushi" w:initials="GQ" w:date="2026-10-08T13:02:11Z">
+    <w:p>
+      <w:pPr>
+        <w:pStyle w:val="CommentText"/>
+      </w:pPr>
+      <w:r>
+        <w:rPr>
+          <w:rStyle w:val="CommentReference"/>
+        </w:rPr>
+        <w:annotationRef/>
+      </w:r>
+      <w:r>
+        <w:t>21/22  (-1 mark)  Q6 — the prime logic is correct, including the `i*i &gt; n` early exit. One mark lost: the `FUNCTION isPrime ...` block is never closed with `ENDFUNCTION`, so the `DECLARE` statements that follow are read as part of the function body instead of as the start of the main program. Add `ENDFUNCTION` after the final `RETURN TRUE`.</w:t>
+      </w:r>
+    </w:p>
+  </w:comment>
+</w:comments>
 </file>
 
 <file path=word/endnotes.xml><?xml version="1.0" encoding="utf-8"?>
